--- a/Sprint 2/low_fidelity_wireframe.docx
+++ b/Sprint 2/low_fidelity_wireframe.docx
@@ -240,54 +240,7 @@
           <w:noProof/>
         </w:rPr>
         <w:drawing>
-          <wp:inline distT="0" distB="0" distL="0" distR="0" wp14:anchorId="68BB1AA4" wp14:editId="059369AD">
-            <wp:extent cx="5731510" cy="3606165"/>
-            <wp:effectExtent l="0" t="0" r="2540" b="0"/>
-            <wp:docPr id="539270230" name="Picture 7"/>
-            <wp:cNvGraphicFramePr>
-              <a:graphicFrameLocks xmlns:a="http://schemas.openxmlformats.org/drawingml/2006/main" noChangeAspect="1"/>
-            </wp:cNvGraphicFramePr>
-            <a:graphic xmlns:a="http://schemas.openxmlformats.org/drawingml/2006/main">
-              <a:graphicData uri="http://schemas.openxmlformats.org/drawingml/2006/picture">
-                <pic:pic xmlns:pic="http://schemas.openxmlformats.org/drawingml/2006/picture">
-                  <pic:nvPicPr>
-                    <pic:cNvPr id="539270230" name="Picture 539270230"/>
-                    <pic:cNvPicPr/>
-                  </pic:nvPicPr>
-                  <pic:blipFill>
-                    <a:blip r:embed="rId7">
-                      <a:extLst>
-                        <a:ext uri="{28A0092B-C50C-407E-A947-70E740481C1C}">
-                          <a14:useLocalDpi xmlns:a14="http://schemas.microsoft.com/office/drawing/2010/main" val="0"/>
-                        </a:ext>
-                      </a:extLst>
-                    </a:blip>
-                    <a:stretch>
-                      <a:fillRect/>
-                    </a:stretch>
-                  </pic:blipFill>
-                  <pic:spPr>
-                    <a:xfrm>
-                      <a:off x="0" y="0"/>
-                      <a:ext cx="5731510" cy="3606165"/>
-                    </a:xfrm>
-                    <a:prstGeom prst="rect">
-                      <a:avLst/>
-                    </a:prstGeom>
-                  </pic:spPr>
-                </pic:pic>
-              </a:graphicData>
-            </a:graphic>
-          </wp:inline>
-        </w:drawing>
-      </w:r>
-      <w:r>
-        <w:rPr>
-          <w:noProof/>
-        </w:rPr>
-        <w:lastRenderedPageBreak/>
-        <w:drawing>
-          <wp:inline distT="0" distB="0" distL="0" distR="0" wp14:anchorId="1557B236" wp14:editId="3E57E784">
+          <wp:inline distT="0" distB="0" distL="0" distR="0" wp14:anchorId="1557B236" wp14:editId="5A998003">
             <wp:extent cx="5731510" cy="3606165"/>
             <wp:effectExtent l="0" t="0" r="2540" b="0"/>
             <wp:docPr id="480533631" name="Picture 8"/>
@@ -332,55 +285,9 @@
         <w:rPr>
           <w:noProof/>
         </w:rPr>
-        <w:drawing>
-          <wp:inline distT="0" distB="0" distL="0" distR="0" wp14:anchorId="5DF8DFAF" wp14:editId="007DE4C9">
-            <wp:extent cx="5731510" cy="3594735"/>
-            <wp:effectExtent l="0" t="0" r="2540" b="5715"/>
-            <wp:docPr id="988058750" name="Picture 9"/>
-            <wp:cNvGraphicFramePr>
-              <a:graphicFrameLocks xmlns:a="http://schemas.openxmlformats.org/drawingml/2006/main" noChangeAspect="1"/>
-            </wp:cNvGraphicFramePr>
-            <a:graphic xmlns:a="http://schemas.openxmlformats.org/drawingml/2006/main">
-              <a:graphicData uri="http://schemas.openxmlformats.org/drawingml/2006/picture">
-                <pic:pic xmlns:pic="http://schemas.openxmlformats.org/drawingml/2006/picture">
-                  <pic:nvPicPr>
-                    <pic:cNvPr id="988058750" name="Picture 988058750"/>
-                    <pic:cNvPicPr/>
-                  </pic:nvPicPr>
-                  <pic:blipFill>
-                    <a:blip r:embed="rId8">
-                      <a:extLst>
-                        <a:ext uri="{28A0092B-C50C-407E-A947-70E740481C1C}">
-                          <a14:useLocalDpi xmlns:a14="http://schemas.microsoft.com/office/drawing/2010/main" val="0"/>
-                        </a:ext>
-                      </a:extLst>
-                    </a:blip>
-                    <a:stretch>
-                      <a:fillRect/>
-                    </a:stretch>
-                  </pic:blipFill>
-                  <pic:spPr>
-                    <a:xfrm>
-                      <a:off x="0" y="0"/>
-                      <a:ext cx="5731510" cy="3594735"/>
-                    </a:xfrm>
-                    <a:prstGeom prst="rect">
-                      <a:avLst/>
-                    </a:prstGeom>
-                  </pic:spPr>
-                </pic:pic>
-              </a:graphicData>
-            </a:graphic>
-          </wp:inline>
-        </w:drawing>
-      </w:r>
-      <w:r>
-        <w:rPr>
-          <w:noProof/>
-        </w:rPr>
         <w:lastRenderedPageBreak/>
         <w:drawing>
-          <wp:inline distT="0" distB="0" distL="0" distR="0" wp14:anchorId="1DDD49D3" wp14:editId="4581C240">
+          <wp:inline distT="0" distB="0" distL="0" distR="0" wp14:anchorId="1DDD49D3" wp14:editId="5F0A8FDB">
             <wp:extent cx="5731510" cy="3594735"/>
             <wp:effectExtent l="0" t="0" r="2540" b="5715"/>
             <wp:docPr id="12027353" name="Picture 10"/>
